--- a/yinyuejia-handout.docx
+++ b/yinyuejia-handout.docx
@@ -4099,7 +4099,7 @@
                 <w:sz w:val="22"/>
                 <w:szCs w:val="22"/>
               </w:rPr>
-              <w:t xml:space="preserve">笨「拙」　手「拙」　弄巧成「拙」</w:t>
+              <w:t xml:space="preserve">笨「拙」、手「拙」、弄巧成「拙」</w:t>
             </w:r>
           </w:p>
         </w:tc>
@@ -4216,7 +4216,7 @@
                 <w:sz w:val="22"/>
                 <w:szCs w:val="22"/>
               </w:rPr>
-              <w:t xml:space="preserve">「拙」見　「拙」作　「拙」計</w:t>
+              <w:t xml:space="preserve">「拙」見、「拙」作、「拙」計</w:t>
             </w:r>
           </w:p>
         </w:tc>
@@ -4333,7 +4333,7 @@
                 <w:sz w:val="22"/>
                 <w:szCs w:val="22"/>
               </w:rPr>
-              <w:t xml:space="preserve">古「拙」　樸「拙」</w:t>
+              <w:t xml:space="preserve">古「拙」、樸「拙」</w:t>
             </w:r>
           </w:p>
         </w:tc>
@@ -4928,7 +4928,7 @@
                 <w:sz w:val="22"/>
                 <w:szCs w:val="22"/>
               </w:rPr>
-              <w:t xml:space="preserve">支「絀」　左支右「絀」　相形見「絀」</w:t>
+              <w:t xml:space="preserve">支「絀」、左支右「絀」、相形見「絀」</w:t>
             </w:r>
           </w:p>
         </w:tc>
@@ -5181,7 +5181,7 @@
                 <w:sz w:val="22"/>
                 <w:szCs w:val="22"/>
               </w:rPr>
-              <w:t xml:space="preserve">罷「黜」　有罪得以「黜」，有能得以獎</w:t>
+              <w:t xml:space="preserve">罷「黜」、有罪得以「黜」，有能得以獎</w:t>
             </w:r>
           </w:p>
         </w:tc>
@@ -5907,7 +5907,7 @@
                 <w:sz w:val="22"/>
                 <w:szCs w:val="22"/>
               </w:rPr>
-              <w:t xml:space="preserve">「崇」山峻嶺　「崇」高</w:t>
+              <w:t xml:space="preserve">「崇」山峻嶺、「崇」高</w:t>
             </w:r>
           </w:p>
         </w:tc>
@@ -6961,7 +6961,7 @@
                 <w:sz w:val="22"/>
                 <w:szCs w:val="22"/>
               </w:rPr>
-              <w:t xml:space="preserve">「詢」問　質「詢」　諮「詢」</w:t>
+              <w:t xml:space="preserve">「詢」問、質「詢」、諮「詢」</w:t>
             </w:r>
           </w:p>
         </w:tc>
@@ -7678,7 +7678,7 @@
                 <w:sz w:val="22"/>
                 <w:szCs w:val="22"/>
               </w:rPr>
-              <w:t xml:space="preserve">「否」認　「否」決</w:t>
+              <w:t xml:space="preserve">「否」認、「否」決</w:t>
             </w:r>
           </w:p>
         </w:tc>
@@ -8524,7 +8524,7 @@
                 <w:sz w:val="22"/>
                 <w:szCs w:val="22"/>
               </w:rPr>
-              <w:t xml:space="preserve">效「率」　速「率」　百分「率」</w:t>
+              <w:t xml:space="preserve">效「率」、速「率」、百分「率」</w:t>
             </w:r>
           </w:p>
         </w:tc>
@@ -9011,7 +9011,7 @@
                 <w:sz w:val="22"/>
                 <w:szCs w:val="22"/>
               </w:rPr>
-              <w:t xml:space="preserve">輕「率」　草「率」</w:t>
+              <w:t xml:space="preserve">輕「率」、草「率」</w:t>
             </w:r>
           </w:p>
         </w:tc>
@@ -9128,7 +9128,7 @@
                 <w:sz w:val="22"/>
                 <w:szCs w:val="22"/>
               </w:rPr>
-              <w:t xml:space="preserve">直「率」　坦「率」</w:t>
+              <w:t xml:space="preserve">直「率」、坦「率」</w:t>
             </w:r>
           </w:p>
         </w:tc>
@@ -9245,7 +9245,7 @@
                 <w:sz w:val="22"/>
                 <w:szCs w:val="22"/>
               </w:rPr>
-              <w:t xml:space="preserve">「率」皆如此　大「率」</w:t>
+              <w:t xml:space="preserve">「率」皆如此、大「率」</w:t>
             </w:r>
           </w:p>
         </w:tc>
@@ -9678,7 +9678,7 @@
                 <w:sz w:val="22"/>
                 <w:szCs w:val="22"/>
               </w:rPr>
-              <w:t xml:space="preserve">「白」跑一趟　「白」費苦心</w:t>
+              <w:t xml:space="preserve">「白」跑一趟、「白」費苦心</w:t>
             </w:r>
           </w:p>
         </w:tc>
@@ -10596,7 +10596,7 @@
                 <w:sz w:val="22"/>
                 <w:szCs w:val="22"/>
               </w:rPr>
-              <w:t xml:space="preserve">日久「彌」新　欲蓋「彌」彰（又作「愈蓋彌章」）　「彌」足珍貴</w:t>
+              <w:t xml:space="preserve">日久「彌」新、欲蓋「彌」彰、「彌」足珍貴</w:t>
             </w:r>
           </w:p>
         </w:tc>
@@ -11174,7 +11174,7 @@
                 <w:sz w:val="22"/>
                 <w:szCs w:val="22"/>
               </w:rPr>
-              <w:t xml:space="preserve">苦不「堪」言　不「堪」設想　「堪」稱大將</w:t>
+              <w:t xml:space="preserve">苦不「堪」言、不「堪」設想、「堪」稱大將</w:t>
             </w:r>
           </w:p>
         </w:tc>
@@ -11291,7 +11291,7 @@
                 <w:sz w:val="22"/>
                 <w:szCs w:val="22"/>
               </w:rPr>
-              <w:t xml:space="preserve">足「堪」重任　不「堪」一擊　難「堪」　情何以「堪」</w:t>
+              <w:t xml:space="preserve">足「堪」重任、不「堪」一擊、難「堪」、情何以「堪」</w:t>
             </w:r>
           </w:p>
         </w:tc>
@@ -11425,7 +11425,7 @@
                 <w:sz w:val="22"/>
                 <w:szCs w:val="22"/>
               </w:rPr>
-              <w:t xml:space="preserve">「戡」亂　「戡」平</w:t>
+              <w:t xml:space="preserve">「戡」亂、「戡」平</w:t>
             </w:r>
           </w:p>
         </w:tc>
@@ -11561,7 +11561,7 @@
                 <w:sz w:val="22"/>
                 <w:szCs w:val="22"/>
               </w:rPr>
-              <w:t xml:space="preserve">「勘」誤　校「勘」</w:t>
+              <w:t xml:space="preserve">「勘」誤、校「勘」</w:t>
             </w:r>
           </w:p>
         </w:tc>
@@ -11678,7 +11678,7 @@
                 <w:sz w:val="22"/>
                 <w:szCs w:val="22"/>
               </w:rPr>
-              <w:t xml:space="preserve">「勘」查　「勘」驗　探「勘」　「勘」測地形</w:t>
+              <w:t xml:space="preserve">「勘」查、「勘」驗、探「勘」、「勘」測地形</w:t>
             </w:r>
           </w:p>
         </w:tc>
@@ -11814,7 +11814,7 @@
                 <w:sz w:val="22"/>
                 <w:szCs w:val="22"/>
               </w:rPr>
-              <w:t xml:space="preserve">「斟」茶　「斟」酒</w:t>
+              <w:t xml:space="preserve">「斟」茶、「斟」酒</w:t>
             </w:r>
           </w:p>
         </w:tc>
@@ -12065,7 +12065,7 @@
                 <w:sz w:val="22"/>
                 <w:szCs w:val="22"/>
               </w:rPr>
-              <w:t xml:space="preserve">精「湛」　工夫「湛」深</w:t>
+              <w:t xml:space="preserve">精「湛」、工夫「湛」深</w:t>
             </w:r>
           </w:p>
         </w:tc>
@@ -13458,7 +13458,7 @@
                 <w:sz w:val="22"/>
                 <w:szCs w:val="22"/>
               </w:rPr>
-              <w:t xml:space="preserve">殘「暴」　「暴」虐　「暴」行</w:t>
+              <w:t xml:space="preserve">殘「暴」、「暴」虐、「暴」行</w:t>
             </w:r>
           </w:p>
         </w:tc>
@@ -13575,7 +13575,7 @@
                 <w:sz w:val="22"/>
                 <w:szCs w:val="22"/>
               </w:rPr>
-              <w:t xml:space="preserve">「暴」風雨　「暴」飲「暴」食</w:t>
+              <w:t xml:space="preserve">「暴」風雨、「暴」飲「暴」食</w:t>
             </w:r>
           </w:p>
         </w:tc>
@@ -13809,7 +13809,7 @@
                 <w:sz w:val="22"/>
                 <w:szCs w:val="22"/>
               </w:rPr>
-              <w:t xml:space="preserve">自「暴」自棄　「暴」殄天物</w:t>
+              <w:t xml:space="preserve">自「暴」自棄、「暴」殄天物</w:t>
             </w:r>
           </w:p>
         </w:tc>
@@ -14301,7 +14301,7 @@
                 <w:sz w:val="22"/>
                 <w:szCs w:val="22"/>
               </w:rPr>
-              <w:t xml:space="preserve">鳥「翼」　蟬「翼」　如虎添「翼」　不「翼」而飛</w:t>
+              <w:t xml:space="preserve">鳥「翼」、蟬「翼」、如虎添「翼」、不「翼」而飛</w:t>
             </w:r>
           </w:p>
         </w:tc>
@@ -14552,7 +14552,7 @@
                 <w:sz w:val="22"/>
                 <w:szCs w:val="22"/>
               </w:rPr>
-              <w:t xml:space="preserve">希「冀」　「冀」望</w:t>
+              <w:t xml:space="preserve">希「冀」、「冀」望</w:t>
             </w:r>
           </w:p>
         </w:tc>
@@ -15149,7 +15149,7 @@
                 <w:sz w:val="22"/>
                 <w:szCs w:val="22"/>
               </w:rPr>
-              <w:t xml:space="preserve">商「鋪」　雜貨「鋪」　店「鋪」</w:t>
+              <w:t xml:space="preserve">商「鋪」、雜貨「鋪」、店「鋪」</w:t>
             </w:r>
           </w:p>
         </w:tc>
@@ -15266,7 +15266,7 @@
                 <w:sz w:val="22"/>
                 <w:szCs w:val="22"/>
               </w:rPr>
-              <w:t xml:space="preserve">臥「鋪」　床「鋪」</w:t>
+              <w:t xml:space="preserve">臥「鋪」、床「鋪」</w:t>
             </w:r>
           </w:p>
         </w:tc>
@@ -15402,7 +15402,7 @@
                 <w:sz w:val="22"/>
                 <w:szCs w:val="22"/>
               </w:rPr>
-              <w:t xml:space="preserve">「鋪」棉被/床　「鋪」柏油　「鋪」路</w:t>
+              <w:t xml:space="preserve">「鋪」棉被/床、「鋪」柏油、「鋪」路</w:t>
             </w:r>
           </w:p>
         </w:tc>
@@ -15950,7 +15950,7 @@
                 <w:sz w:val="22"/>
                 <w:szCs w:val="22"/>
               </w:rPr>
-              <w:t xml:space="preserve">「哺」育　嗷嗷待「哺」</w:t>
+              <w:t xml:space="preserve">「哺」育、嗷嗷待「哺」</w:t>
             </w:r>
           </w:p>
         </w:tc>
@@ -17023,7 +17023,7 @@
                 <w:sz w:val="22"/>
                 <w:szCs w:val="22"/>
               </w:rPr>
-              <w:t xml:space="preserve">「撲」地而滅　飛蛾「撲」火</w:t>
+              <w:t xml:space="preserve">「撲」地而滅、飛蛾「撲」火</w:t>
             </w:r>
           </w:p>
         </w:tc>
@@ -17157,7 +17157,7 @@
                 <w:sz w:val="22"/>
                 <w:szCs w:val="22"/>
               </w:rPr>
-              <w:t xml:space="preserve">「樸」素　簡「樸」　「樸」質無華</w:t>
+              <w:t xml:space="preserve">「樸」素、簡「樸」、「樸」質無華</w:t>
             </w:r>
           </w:p>
         </w:tc>
@@ -17767,7 +17767,7 @@
                 <w:sz w:val="22"/>
                 <w:szCs w:val="22"/>
               </w:rPr>
-              <w:t xml:space="preserve">好高「騖」遠　心無旁「騖」</w:t>
+              <w:t xml:space="preserve">好高「騖」遠、心無旁「騖」</w:t>
             </w:r>
           </w:p>
         </w:tc>
